--- a/Exc4/ADR.docx
+++ b/Exc4/ADR.docx
@@ -80,7 +80,7 @@
     <w:tbl>
       <w:tblPr>
         <w:tblStyle w:val="TableNormal"/>
-        <w:tblW w:w="9042" w:type="dxa"/>
+        <w:tblW w:w="9022" w:type="dxa"/>
         <w:tblCellMar>
           <w:top w:w="15" w:type="dxa"/>
           <w:left w:w="15" w:type="dxa"/>
@@ -89,14 +89,14 @@
         </w:tblCellMar>
       </w:tblPr>
       <w:tblGrid>
-        <w:gridCol w:w="677"/>
-        <w:gridCol w:w="2092"/>
+        <w:gridCol w:w="676"/>
+        <w:gridCol w:w="2089"/>
         <w:gridCol w:w="2073"/>
-        <w:gridCol w:w="4200"/>
+        <w:gridCol w:w="4184"/>
       </w:tblGrid>
       <w:tr>
         <w:tblPrEx>
-          <w:tblW w:w="9042" w:type="dxa"/>
+          <w:tblW w:w="9022" w:type="dxa"/>
           <w:tblCellMar>
             <w:top w:w="15" w:type="dxa"/>
             <w:left w:w="15" w:type="dxa"/>
@@ -118,9 +118,9 @@
             </w:tcBorders>
             <w:noWrap w:val="0"/>
             <w:tcMar>
-              <w:top w:w="90" w:type="dxa"/>
-              <w:left w:w="100" w:type="dxa"/>
-              <w:bottom w:w="90" w:type="dxa"/>
+              <w:top w:w="80" w:type="dxa"/>
+              <w:left w:w="100" w:type="dxa"/>
+              <w:bottom w:w="80" w:type="dxa"/>
               <w:right w:w="100" w:type="dxa"/>
             </w:tcMar>
             <w:vAlign w:val="top"/>
@@ -163,9 +163,9 @@
             </w:tcBorders>
             <w:noWrap w:val="0"/>
             <w:tcMar>
-              <w:top w:w="90" w:type="dxa"/>
-              <w:left w:w="100" w:type="dxa"/>
-              <w:bottom w:w="90" w:type="dxa"/>
+              <w:top w:w="80" w:type="dxa"/>
+              <w:left w:w="100" w:type="dxa"/>
+              <w:bottom w:w="80" w:type="dxa"/>
               <w:right w:w="100" w:type="dxa"/>
             </w:tcMar>
             <w:vAlign w:val="top"/>
@@ -207,9 +207,9 @@
             </w:tcBorders>
             <w:noWrap w:val="0"/>
             <w:tcMar>
-              <w:top w:w="90" w:type="dxa"/>
-              <w:left w:w="100" w:type="dxa"/>
-              <w:bottom w:w="90" w:type="dxa"/>
+              <w:top w:w="80" w:type="dxa"/>
+              <w:left w:w="100" w:type="dxa"/>
+              <w:bottom w:w="80" w:type="dxa"/>
               <w:right w:w="100" w:type="dxa"/>
             </w:tcMar>
             <w:vAlign w:val="top"/>
@@ -251,9 +251,9 @@
             </w:tcBorders>
             <w:noWrap w:val="0"/>
             <w:tcMar>
-              <w:top w:w="90" w:type="dxa"/>
-              <w:left w:w="100" w:type="dxa"/>
-              <w:bottom w:w="90" w:type="dxa"/>
+              <w:top w:w="80" w:type="dxa"/>
+              <w:left w:w="100" w:type="dxa"/>
+              <w:bottom w:w="80" w:type="dxa"/>
               <w:right w:w="100" w:type="dxa"/>
             </w:tcMar>
             <w:vAlign w:val="top"/>
@@ -287,7 +287,7 @@
       </w:tr>
       <w:tr>
         <w:tblPrEx>
-          <w:tblW w:w="9042" w:type="dxa"/>
+          <w:tblW w:w="9022" w:type="dxa"/>
           <w:tblCellMar>
             <w:top w:w="15" w:type="dxa"/>
             <w:left w:w="15" w:type="dxa"/>
@@ -309,9 +309,9 @@
             </w:tcBorders>
             <w:noWrap w:val="0"/>
             <w:tcMar>
-              <w:top w:w="90" w:type="dxa"/>
-              <w:left w:w="100" w:type="dxa"/>
-              <w:bottom w:w="90" w:type="dxa"/>
+              <w:top w:w="80" w:type="dxa"/>
+              <w:left w:w="100" w:type="dxa"/>
+              <w:bottom w:w="80" w:type="dxa"/>
               <w:right w:w="100" w:type="dxa"/>
             </w:tcMar>
             <w:vAlign w:val="top"/>
@@ -354,27 +354,28 @@
             </w:tcBorders>
             <w:noWrap w:val="0"/>
             <w:tcMar>
-              <w:top w:w="90" w:type="dxa"/>
-              <w:left w:w="100" w:type="dxa"/>
-              <w:bottom w:w="90" w:type="dxa"/>
-              <w:right w:w="100" w:type="dxa"/>
-            </w:tcMar>
-            <w:vAlign w:val="top"/>
-            <w:hideMark/>
-          </w:tcPr>
-          <w:p>
-            <w:pPr>
-              <w:rPr>
-                <w:b w:val="0"/>
-                <w:bCs w:val="0"/>
-                <w:i w:val="0"/>
-                <w:iCs w:val="0"/>
-                <w:smallCaps w:val="0"/>
-                <w:color w:val="000000"/>
-              </w:rPr>
-            </w:pPr>
-            <w:r>
-              <w:rPr>
+              <w:top w:w="80" w:type="dxa"/>
+              <w:left w:w="100" w:type="dxa"/>
+              <w:bottom w:w="80" w:type="dxa"/>
+              <w:right w:w="100" w:type="dxa"/>
+            </w:tcMar>
+            <w:vAlign w:val="top"/>
+            <w:hideMark/>
+          </w:tcPr>
+          <w:p>
+            <w:pPr>
+              <w:rPr>
+                <w:b w:val="0"/>
+                <w:bCs w:val="0"/>
+                <w:i w:val="0"/>
+                <w:iCs w:val="0"/>
+                <w:smallCaps w:val="0"/>
+                <w:color w:val="000000"/>
+              </w:rPr>
+            </w:pPr>
+            <w:r>
+              <w:rPr>
+                <w:rStyle w:val="DefaultParagraphFont0"/>
                 <w:b w:val="0"/>
                 <w:bCs w:val="0"/>
                 <w:i w:val="0"/>
@@ -397,27 +398,28 @@
             </w:tcBorders>
             <w:noWrap w:val="0"/>
             <w:tcMar>
-              <w:top w:w="90" w:type="dxa"/>
-              <w:left w:w="100" w:type="dxa"/>
-              <w:bottom w:w="90" w:type="dxa"/>
-              <w:right w:w="100" w:type="dxa"/>
-            </w:tcMar>
-            <w:vAlign w:val="top"/>
-            <w:hideMark/>
-          </w:tcPr>
-          <w:p>
-            <w:pPr>
-              <w:rPr>
-                <w:b w:val="0"/>
-                <w:bCs w:val="0"/>
-                <w:i w:val="0"/>
-                <w:iCs w:val="0"/>
-                <w:smallCaps w:val="0"/>
-                <w:color w:val="000000"/>
-              </w:rPr>
-            </w:pPr>
-            <w:r>
-              <w:rPr>
+              <w:top w:w="80" w:type="dxa"/>
+              <w:left w:w="100" w:type="dxa"/>
+              <w:bottom w:w="80" w:type="dxa"/>
+              <w:right w:w="100" w:type="dxa"/>
+            </w:tcMar>
+            <w:vAlign w:val="top"/>
+            <w:hideMark/>
+          </w:tcPr>
+          <w:p>
+            <w:pPr>
+              <w:rPr>
+                <w:b w:val="0"/>
+                <w:bCs w:val="0"/>
+                <w:i w:val="0"/>
+                <w:iCs w:val="0"/>
+                <w:smallCaps w:val="0"/>
+                <w:color w:val="000000"/>
+              </w:rPr>
+            </w:pPr>
+            <w:r>
+              <w:rPr>
+                <w:rStyle w:val="DefaultParagraphFont0"/>
                 <w:b w:val="0"/>
                 <w:bCs w:val="0"/>
                 <w:i w:val="0"/>
@@ -440,27 +442,29 @@
             </w:tcBorders>
             <w:noWrap w:val="0"/>
             <w:tcMar>
-              <w:top w:w="90" w:type="dxa"/>
-              <w:left w:w="100" w:type="dxa"/>
-              <w:bottom w:w="90" w:type="dxa"/>
-              <w:right w:w="100" w:type="dxa"/>
-            </w:tcMar>
-            <w:vAlign w:val="top"/>
-            <w:hideMark/>
-          </w:tcPr>
-          <w:p>
-            <w:pPr>
-              <w:rPr>
-                <w:b w:val="0"/>
-                <w:bCs w:val="0"/>
-                <w:i w:val="0"/>
-                <w:iCs w:val="0"/>
-                <w:smallCaps w:val="0"/>
-                <w:color w:val="000000"/>
-              </w:rPr>
-            </w:pPr>
-            <w:r>
-              <w:rPr>
+              <w:top w:w="80" w:type="dxa"/>
+              <w:left w:w="100" w:type="dxa"/>
+              <w:bottom w:w="80" w:type="dxa"/>
+              <w:right w:w="100" w:type="dxa"/>
+            </w:tcMar>
+            <w:vAlign w:val="top"/>
+            <w:hideMark/>
+          </w:tcPr>
+          <w:p>
+            <w:pPr>
+              <w:spacing w:after="240"/>
+              <w:rPr>
+                <w:b w:val="0"/>
+                <w:bCs w:val="0"/>
+                <w:i w:val="0"/>
+                <w:iCs w:val="0"/>
+                <w:smallCaps w:val="0"/>
+                <w:color w:val="000000"/>
+              </w:rPr>
+            </w:pPr>
+            <w:r>
+              <w:rPr>
+                <w:rStyle w:val="DefaultParagraphFont0"/>
                 <w:rFonts w:ascii="Arial" w:eastAsia="Arial" w:hAnsi="Arial" w:cs="Arial"/>
                 <w:b w:val="0"/>
                 <w:bCs w:val="0"/>
@@ -494,7 +498,7 @@
       </w:tr>
       <w:tr>
         <w:tblPrEx>
-          <w:tblW w:w="9042" w:type="dxa"/>
+          <w:tblW w:w="9022" w:type="dxa"/>
           <w:tblCellMar>
             <w:top w:w="15" w:type="dxa"/>
             <w:left w:w="15" w:type="dxa"/>
@@ -516,9 +520,9 @@
             </w:tcBorders>
             <w:noWrap w:val="0"/>
             <w:tcMar>
-              <w:top w:w="90" w:type="dxa"/>
-              <w:left w:w="100" w:type="dxa"/>
-              <w:bottom w:w="90" w:type="dxa"/>
+              <w:top w:w="80" w:type="dxa"/>
+              <w:left w:w="100" w:type="dxa"/>
+              <w:bottom w:w="80" w:type="dxa"/>
               <w:right w:w="100" w:type="dxa"/>
             </w:tcMar>
             <w:vAlign w:val="top"/>
@@ -561,9 +565,9 @@
             </w:tcBorders>
             <w:noWrap w:val="0"/>
             <w:tcMar>
-              <w:top w:w="90" w:type="dxa"/>
-              <w:left w:w="100" w:type="dxa"/>
-              <w:bottom w:w="90" w:type="dxa"/>
+              <w:top w:w="80" w:type="dxa"/>
+              <w:left w:w="100" w:type="dxa"/>
+              <w:bottom w:w="80" w:type="dxa"/>
               <w:right w:w="100" w:type="dxa"/>
             </w:tcMar>
             <w:vAlign w:val="top"/>
@@ -583,6 +587,7 @@
             </w:pPr>
             <w:r>
               <w:rPr>
+                <w:rStyle w:val="DefaultParagraphFont0"/>
                 <w:b w:val="0"/>
                 <w:bCs w:val="0"/>
                 <w:i w:val="0"/>
@@ -618,27 +623,28 @@
             </w:tcBorders>
             <w:noWrap w:val="0"/>
             <w:tcMar>
-              <w:top w:w="90" w:type="dxa"/>
-              <w:left w:w="100" w:type="dxa"/>
-              <w:bottom w:w="90" w:type="dxa"/>
-              <w:right w:w="100" w:type="dxa"/>
-            </w:tcMar>
-            <w:vAlign w:val="top"/>
-            <w:hideMark/>
-          </w:tcPr>
-          <w:p>
-            <w:pPr>
-              <w:rPr>
-                <w:b w:val="0"/>
-                <w:bCs w:val="0"/>
-                <w:i w:val="0"/>
-                <w:iCs w:val="0"/>
-                <w:smallCaps w:val="0"/>
-                <w:color w:val="000000"/>
-              </w:rPr>
-            </w:pPr>
-            <w:r>
-              <w:rPr>
+              <w:top w:w="80" w:type="dxa"/>
+              <w:left w:w="100" w:type="dxa"/>
+              <w:bottom w:w="80" w:type="dxa"/>
+              <w:right w:w="100" w:type="dxa"/>
+            </w:tcMar>
+            <w:vAlign w:val="top"/>
+            <w:hideMark/>
+          </w:tcPr>
+          <w:p>
+            <w:pPr>
+              <w:rPr>
+                <w:b w:val="0"/>
+                <w:bCs w:val="0"/>
+                <w:i w:val="0"/>
+                <w:iCs w:val="0"/>
+                <w:smallCaps w:val="0"/>
+                <w:color w:val="000000"/>
+              </w:rPr>
+            </w:pPr>
+            <w:r>
+              <w:rPr>
+                <w:rStyle w:val="DefaultParagraphFont0"/>
                 <w:b w:val="0"/>
                 <w:bCs w:val="0"/>
                 <w:i w:val="0"/>
@@ -661,27 +667,28 @@
             </w:tcBorders>
             <w:noWrap w:val="0"/>
             <w:tcMar>
-              <w:top w:w="90" w:type="dxa"/>
-              <w:left w:w="100" w:type="dxa"/>
-              <w:bottom w:w="90" w:type="dxa"/>
-              <w:right w:w="100" w:type="dxa"/>
-            </w:tcMar>
-            <w:vAlign w:val="top"/>
-            <w:hideMark/>
-          </w:tcPr>
-          <w:p>
-            <w:pPr>
-              <w:rPr>
-                <w:b w:val="0"/>
-                <w:bCs w:val="0"/>
-                <w:i w:val="0"/>
-                <w:iCs w:val="0"/>
-                <w:smallCaps w:val="0"/>
-                <w:color w:val="000000"/>
-              </w:rPr>
-            </w:pPr>
-            <w:r>
-              <w:rPr>
+              <w:top w:w="80" w:type="dxa"/>
+              <w:left w:w="100" w:type="dxa"/>
+              <w:bottom w:w="80" w:type="dxa"/>
+              <w:right w:w="100" w:type="dxa"/>
+            </w:tcMar>
+            <w:vAlign w:val="top"/>
+            <w:hideMark/>
+          </w:tcPr>
+          <w:p>
+            <w:pPr>
+              <w:rPr>
+                <w:b w:val="0"/>
+                <w:bCs w:val="0"/>
+                <w:i w:val="0"/>
+                <w:iCs w:val="0"/>
+                <w:smallCaps w:val="0"/>
+                <w:color w:val="000000"/>
+              </w:rPr>
+            </w:pPr>
+            <w:r>
+              <w:rPr>
+                <w:rStyle w:val="DefaultParagraphFont0"/>
                 <w:rFonts w:ascii="Arial" w:eastAsia="Arial" w:hAnsi="Arial" w:cs="Arial"/>
                 <w:b w:val="0"/>
                 <w:bCs w:val="0"/>
@@ -735,7 +742,7 @@
     <w:tbl>
       <w:tblPr>
         <w:tblStyle w:val="TableNormal"/>
-        <w:tblW w:w="8170" w:type="dxa"/>
+        <w:tblW w:w="8150" w:type="dxa"/>
         <w:tblCellMar>
           <w:top w:w="15" w:type="dxa"/>
           <w:left w:w="15" w:type="dxa"/>
@@ -744,12 +751,12 @@
         </w:tblCellMar>
       </w:tblPr>
       <w:tblGrid>
-        <w:gridCol w:w="698"/>
-        <w:gridCol w:w="7472"/>
+        <w:gridCol w:w="697"/>
+        <w:gridCol w:w="7453"/>
       </w:tblGrid>
       <w:tr>
         <w:tblPrEx>
-          <w:tblW w:w="8170" w:type="dxa"/>
+          <w:tblW w:w="8150" w:type="dxa"/>
           <w:tblCellMar>
             <w:top w:w="15" w:type="dxa"/>
             <w:left w:w="15" w:type="dxa"/>
@@ -771,9 +778,9 @@
             </w:tcBorders>
             <w:noWrap w:val="0"/>
             <w:tcMar>
-              <w:top w:w="90" w:type="dxa"/>
-              <w:left w:w="100" w:type="dxa"/>
-              <w:bottom w:w="90" w:type="dxa"/>
+              <w:top w:w="80" w:type="dxa"/>
+              <w:left w:w="100" w:type="dxa"/>
+              <w:bottom w:w="80" w:type="dxa"/>
               <w:right w:w="100" w:type="dxa"/>
             </w:tcMar>
             <w:vAlign w:val="top"/>
@@ -816,9 +823,9 @@
             </w:tcBorders>
             <w:noWrap w:val="0"/>
             <w:tcMar>
-              <w:top w:w="90" w:type="dxa"/>
-              <w:left w:w="100" w:type="dxa"/>
-              <w:bottom w:w="90" w:type="dxa"/>
+              <w:top w:w="80" w:type="dxa"/>
+              <w:left w:w="100" w:type="dxa"/>
+              <w:bottom w:w="80" w:type="dxa"/>
               <w:right w:w="100" w:type="dxa"/>
             </w:tcMar>
             <w:vAlign w:val="top"/>
@@ -852,7 +859,7 @@
       </w:tr>
       <w:tr>
         <w:tblPrEx>
-          <w:tblW w:w="8170" w:type="dxa"/>
+          <w:tblW w:w="8150" w:type="dxa"/>
           <w:tblCellMar>
             <w:top w:w="15" w:type="dxa"/>
             <w:left w:w="15" w:type="dxa"/>
@@ -874,9 +881,9 @@
             </w:tcBorders>
             <w:noWrap w:val="0"/>
             <w:tcMar>
-              <w:top w:w="90" w:type="dxa"/>
-              <w:left w:w="100" w:type="dxa"/>
-              <w:bottom w:w="90" w:type="dxa"/>
+              <w:top w:w="80" w:type="dxa"/>
+              <w:left w:w="100" w:type="dxa"/>
+              <w:bottom w:w="80" w:type="dxa"/>
               <w:right w:w="100" w:type="dxa"/>
             </w:tcMar>
             <w:vAlign w:val="top"/>
@@ -919,27 +926,28 @@
             </w:tcBorders>
             <w:noWrap w:val="0"/>
             <w:tcMar>
-              <w:top w:w="90" w:type="dxa"/>
-              <w:left w:w="100" w:type="dxa"/>
-              <w:bottom w:w="90" w:type="dxa"/>
-              <w:right w:w="100" w:type="dxa"/>
-            </w:tcMar>
-            <w:vAlign w:val="top"/>
-            <w:hideMark/>
-          </w:tcPr>
-          <w:p>
-            <w:pPr>
-              <w:rPr>
-                <w:b w:val="0"/>
-                <w:bCs w:val="0"/>
-                <w:i w:val="0"/>
-                <w:iCs w:val="0"/>
-                <w:smallCaps w:val="0"/>
-                <w:color w:val="000000"/>
-              </w:rPr>
-            </w:pPr>
-            <w:r>
-              <w:rPr>
+              <w:top w:w="80" w:type="dxa"/>
+              <w:left w:w="100" w:type="dxa"/>
+              <w:bottom w:w="80" w:type="dxa"/>
+              <w:right w:w="100" w:type="dxa"/>
+            </w:tcMar>
+            <w:vAlign w:val="top"/>
+            <w:hideMark/>
+          </w:tcPr>
+          <w:p>
+            <w:pPr>
+              <w:rPr>
+                <w:b w:val="0"/>
+                <w:bCs w:val="0"/>
+                <w:i w:val="0"/>
+                <w:iCs w:val="0"/>
+                <w:smallCaps w:val="0"/>
+                <w:color w:val="000000"/>
+              </w:rPr>
+            </w:pPr>
+            <w:r>
+              <w:rPr>
+                <w:rStyle w:val="DefaultParagraphFont0"/>
                 <w:b w:val="0"/>
                 <w:bCs w:val="0"/>
                 <w:i w:val="0"/>
@@ -954,7 +962,7 @@
       </w:tr>
       <w:tr>
         <w:tblPrEx>
-          <w:tblW w:w="8170" w:type="dxa"/>
+          <w:tblW w:w="8150" w:type="dxa"/>
           <w:tblCellMar>
             <w:top w:w="15" w:type="dxa"/>
             <w:left w:w="15" w:type="dxa"/>
@@ -976,9 +984,9 @@
             </w:tcBorders>
             <w:noWrap w:val="0"/>
             <w:tcMar>
-              <w:top w:w="90" w:type="dxa"/>
-              <w:left w:w="100" w:type="dxa"/>
-              <w:bottom w:w="90" w:type="dxa"/>
+              <w:top w:w="80" w:type="dxa"/>
+              <w:left w:w="100" w:type="dxa"/>
+              <w:bottom w:w="80" w:type="dxa"/>
               <w:right w:w="100" w:type="dxa"/>
             </w:tcMar>
             <w:vAlign w:val="top"/>
@@ -1021,9 +1029,9 @@
             </w:tcBorders>
             <w:noWrap w:val="0"/>
             <w:tcMar>
-              <w:top w:w="90" w:type="dxa"/>
-              <w:left w:w="100" w:type="dxa"/>
-              <w:bottom w:w="90" w:type="dxa"/>
+              <w:top w:w="80" w:type="dxa"/>
+              <w:left w:w="100" w:type="dxa"/>
+              <w:bottom w:w="80" w:type="dxa"/>
               <w:right w:w="100" w:type="dxa"/>
             </w:tcMar>
             <w:vAlign w:val="top"/>
@@ -1043,21 +1051,22 @@
             </w:pPr>
             <w:r>
               <w:rPr>
-                <w:b w:val="0"/>
-                <w:bCs w:val="0"/>
-                <w:i w:val="0"/>
-                <w:iCs w:val="0"/>
-                <w:smallCaps w:val="0"/>
-                <w:color w:val="000000"/>
-              </w:rPr>
-              <w:t>Партнерский колл центр получает информацию о депозитных ставках через файлы </w:t>
+                <w:rStyle w:val="DefaultParagraphFont0"/>
+                <w:b w:val="0"/>
+                <w:bCs w:val="0"/>
+                <w:i w:val="0"/>
+                <w:iCs w:val="0"/>
+                <w:smallCaps w:val="0"/>
+                <w:color w:val="000000"/>
+              </w:rPr>
+              <w:t>Необходимо, чтобы партнерский колл центр получал информацию о депозитных ставках через файлы </w:t>
             </w:r>
           </w:p>
         </w:tc>
       </w:tr>
       <w:tr>
         <w:tblPrEx>
-          <w:tblW w:w="8170" w:type="dxa"/>
+          <w:tblW w:w="8150" w:type="dxa"/>
           <w:tblCellMar>
             <w:top w:w="15" w:type="dxa"/>
             <w:left w:w="15" w:type="dxa"/>
@@ -1079,9 +1088,9 @@
             </w:tcBorders>
             <w:noWrap w:val="0"/>
             <w:tcMar>
-              <w:top w:w="90" w:type="dxa"/>
-              <w:left w:w="100" w:type="dxa"/>
-              <w:bottom w:w="90" w:type="dxa"/>
+              <w:top w:w="80" w:type="dxa"/>
+              <w:left w:w="100" w:type="dxa"/>
+              <w:bottom w:w="80" w:type="dxa"/>
               <w:right w:w="100" w:type="dxa"/>
             </w:tcMar>
             <w:vAlign w:val="top"/>
@@ -1124,9 +1133,9 @@
             </w:tcBorders>
             <w:noWrap w:val="0"/>
             <w:tcMar>
-              <w:top w:w="90" w:type="dxa"/>
-              <w:left w:w="100" w:type="dxa"/>
-              <w:bottom w:w="90" w:type="dxa"/>
+              <w:top w:w="80" w:type="dxa"/>
+              <w:left w:w="100" w:type="dxa"/>
+              <w:bottom w:w="80" w:type="dxa"/>
               <w:right w:w="100" w:type="dxa"/>
             </w:tcMar>
             <w:vAlign w:val="top"/>
@@ -1154,14 +1163,14 @@
                 <w:smallCaps w:val="0"/>
                 <w:color w:val="000000"/>
               </w:rPr>
-              <w:t>Шифрование данных</w:t>
+              <w:t>Необходимо шифровать данные</w:t>
             </w:r>
           </w:p>
         </w:tc>
       </w:tr>
       <w:tr>
         <w:tblPrEx>
-          <w:tblW w:w="8170" w:type="dxa"/>
+          <w:tblW w:w="8150" w:type="dxa"/>
           <w:tblCellMar>
             <w:top w:w="15" w:type="dxa"/>
             <w:left w:w="15" w:type="dxa"/>
@@ -1183,9 +1192,9 @@
             </w:tcBorders>
             <w:noWrap w:val="0"/>
             <w:tcMar>
-              <w:top w:w="90" w:type="dxa"/>
-              <w:left w:w="100" w:type="dxa"/>
-              <w:bottom w:w="90" w:type="dxa"/>
+              <w:top w:w="80" w:type="dxa"/>
+              <w:left w:w="100" w:type="dxa"/>
+              <w:bottom w:w="80" w:type="dxa"/>
               <w:right w:w="100" w:type="dxa"/>
             </w:tcMar>
             <w:vAlign w:val="top"/>
@@ -1228,9 +1237,9 @@
             </w:tcBorders>
             <w:noWrap w:val="0"/>
             <w:tcMar>
-              <w:top w:w="90" w:type="dxa"/>
-              <w:left w:w="100" w:type="dxa"/>
-              <w:bottom w:w="90" w:type="dxa"/>
+              <w:top w:w="80" w:type="dxa"/>
+              <w:left w:w="100" w:type="dxa"/>
+              <w:bottom w:w="80" w:type="dxa"/>
               <w:right w:w="100" w:type="dxa"/>
             </w:tcMar>
             <w:vAlign w:val="top"/>
@@ -1258,7 +1267,7 @@
                 <w:smallCaps w:val="0"/>
                 <w:color w:val="000000"/>
               </w:rPr>
-              <w:t>Высокая доступность системы</w:t>
+              <w:t>Необходимо иметь высокую доступность системы</w:t>
             </w:r>
           </w:p>
         </w:tc>
